--- a/examples/regression/doc/01_torch_reg_mlp.docx
+++ b/examples/regression/doc/01_torch_reg_mlp.docx
@@ -286,34 +286,34 @@
         <w:rPr>
           <w:rStyle w:val="VerbatimChar"/>
         </w:rPr>
-        <w:t xml:space="preserve">##      crim      zn        indus     chas      nox       rm        age      </w:t>
-      </w:r>
-      <w:r>
-        <w:br/>
-      </w:r>
-      <w:r>
-        <w:rPr>
-          <w:rStyle w:val="VerbatimChar"/>
-        </w:rPr>
-        <w:t xml:space="preserve">## [1,] "numeric" "numeric" "numeric" "integer" "numeric" "numeric" "numeric"</w:t>
-      </w:r>
-      <w:r>
-        <w:br/>
-      </w:r>
-      <w:r>
-        <w:rPr>
-          <w:rStyle w:val="VerbatimChar"/>
-        </w:rPr>
-        <w:t xml:space="preserve">##      dis       rad       tax       ptratio   black     lstat     medv     </w:t>
-      </w:r>
-      <w:r>
-        <w:br/>
-      </w:r>
-      <w:r>
-        <w:rPr>
-          <w:rStyle w:val="VerbatimChar"/>
-        </w:rPr>
-        <w:t xml:space="preserve">## [1,] "numeric" "integer" "numeric" "numeric" "numeric" "numeric" "numeric"</w:t>
+        <w:t xml:space="preserve">##      crim      zn        indus     chas      nox       rm        age       dis       rad       tax       ptratio  </w:t>
+      </w:r>
+      <w:r>
+        <w:br/>
+      </w:r>
+      <w:r>
+        <w:rPr>
+          <w:rStyle w:val="VerbatimChar"/>
+        </w:rPr>
+        <w:t xml:space="preserve">## [1,] "numeric" "numeric" "numeric" "integer" "numeric" "numeric" "numeric" "numeric" "integer" "numeric" "numeric"</w:t>
+      </w:r>
+      <w:r>
+        <w:br/>
+      </w:r>
+      <w:r>
+        <w:rPr>
+          <w:rStyle w:val="VerbatimChar"/>
+        </w:rPr>
+        <w:t xml:space="preserve">##      black     lstat     medv     </w:t>
+      </w:r>
+      <w:r>
+        <w:br/>
+      </w:r>
+      <w:r>
+        <w:rPr>
+          <w:rStyle w:val="VerbatimChar"/>
+        </w:rPr>
+        <w:t xml:space="preserve">## [1,] "numeric" "numeric" "numeric"</w:t>
       </w:r>
     </w:p>
     <w:p>
@@ -341,124 +341,61 @@
         <w:rPr>
           <w:rStyle w:val="VerbatimChar"/>
         </w:rPr>
-        <w:t xml:space="preserve">##      crim zn indus chas   nox    rm  age    dis rad tax ptratio  black lstat</w:t>
-      </w:r>
-      <w:r>
-        <w:br/>
-      </w:r>
-      <w:r>
-        <w:rPr>
-          <w:rStyle w:val="VerbatimChar"/>
-        </w:rPr>
-        <w:t xml:space="preserve">## 1 0.00632 18  2.31    0 0.538 6.575 65.2 4.0900   1 296    15.3 396.90  4.98</w:t>
-      </w:r>
-      <w:r>
-        <w:br/>
-      </w:r>
-      <w:r>
-        <w:rPr>
-          <w:rStyle w:val="VerbatimChar"/>
-        </w:rPr>
-        <w:t xml:space="preserve">## 2 0.02731  0  7.07    0 0.469 6.421 78.9 4.9671   2 242    17.8 396.90  9.14</w:t>
-      </w:r>
-      <w:r>
-        <w:br/>
-      </w:r>
-      <w:r>
-        <w:rPr>
-          <w:rStyle w:val="VerbatimChar"/>
-        </w:rPr>
-        <w:t xml:space="preserve">## 3 0.02729  0  7.07    0 0.469 7.185 61.1 4.9671   2 242    17.8 392.83  4.03</w:t>
-      </w:r>
-      <w:r>
-        <w:br/>
-      </w:r>
-      <w:r>
-        <w:rPr>
-          <w:rStyle w:val="VerbatimChar"/>
-        </w:rPr>
-        <w:t xml:space="preserve">## 4 0.03237  0  2.18    0 0.458 6.998 45.8 6.0622   3 222    18.7 394.63  2.94</w:t>
-      </w:r>
-      <w:r>
-        <w:br/>
-      </w:r>
-      <w:r>
-        <w:rPr>
-          <w:rStyle w:val="VerbatimChar"/>
-        </w:rPr>
-        <w:t xml:space="preserve">## 5 0.06905  0  2.18    0 0.458 7.147 54.2 6.0622   3 222    18.7 396.90  5.33</w:t>
-      </w:r>
-      <w:r>
-        <w:br/>
-      </w:r>
-      <w:r>
-        <w:rPr>
-          <w:rStyle w:val="VerbatimChar"/>
-        </w:rPr>
-        <w:t xml:space="preserve">## 6 0.02985  0  2.18    0 0.458 6.430 58.7 6.0622   3 222    18.7 394.12  5.21</w:t>
-      </w:r>
-      <w:r>
-        <w:br/>
-      </w:r>
-      <w:r>
-        <w:rPr>
-          <w:rStyle w:val="VerbatimChar"/>
-        </w:rPr>
-        <w:t xml:space="preserve">##   medv</w:t>
-      </w:r>
-      <w:r>
-        <w:br/>
-      </w:r>
-      <w:r>
-        <w:rPr>
-          <w:rStyle w:val="VerbatimChar"/>
-        </w:rPr>
-        <w:t xml:space="preserve">## 1 24.0</w:t>
-      </w:r>
-      <w:r>
-        <w:br/>
-      </w:r>
-      <w:r>
-        <w:rPr>
-          <w:rStyle w:val="VerbatimChar"/>
-        </w:rPr>
-        <w:t xml:space="preserve">## 2 21.6</w:t>
-      </w:r>
-      <w:r>
-        <w:br/>
-      </w:r>
-      <w:r>
-        <w:rPr>
-          <w:rStyle w:val="VerbatimChar"/>
-        </w:rPr>
-        <w:t xml:space="preserve">## 3 34.7</w:t>
-      </w:r>
-      <w:r>
-        <w:br/>
-      </w:r>
-      <w:r>
-        <w:rPr>
-          <w:rStyle w:val="VerbatimChar"/>
-        </w:rPr>
-        <w:t xml:space="preserve">## 4 33.4</w:t>
-      </w:r>
-      <w:r>
-        <w:br/>
-      </w:r>
-      <w:r>
-        <w:rPr>
-          <w:rStyle w:val="VerbatimChar"/>
-        </w:rPr>
-        <w:t xml:space="preserve">## 5 36.2</w:t>
-      </w:r>
-      <w:r>
-        <w:br/>
-      </w:r>
-      <w:r>
-        <w:rPr>
-          <w:rStyle w:val="VerbatimChar"/>
-        </w:rPr>
-        <w:t xml:space="preserve">## 6 28.7</w:t>
+        <w:t xml:space="preserve">##      crim zn indus chas   nox    rm  age    dis rad tax ptratio  black lstat medv</w:t>
+      </w:r>
+      <w:r>
+        <w:br/>
+      </w:r>
+      <w:r>
+        <w:rPr>
+          <w:rStyle w:val="VerbatimChar"/>
+        </w:rPr>
+        <w:t xml:space="preserve">## 1 0.00632 18  2.31    0 0.538 6.575 65.2 4.0900   1 296    15.3 396.90  4.98 24.0</w:t>
+      </w:r>
+      <w:r>
+        <w:br/>
+      </w:r>
+      <w:r>
+        <w:rPr>
+          <w:rStyle w:val="VerbatimChar"/>
+        </w:rPr>
+        <w:t xml:space="preserve">## 2 0.02731  0  7.07    0 0.469 6.421 78.9 4.9671   2 242    17.8 396.90  9.14 21.6</w:t>
+      </w:r>
+      <w:r>
+        <w:br/>
+      </w:r>
+      <w:r>
+        <w:rPr>
+          <w:rStyle w:val="VerbatimChar"/>
+        </w:rPr>
+        <w:t xml:space="preserve">## 3 0.02729  0  7.07    0 0.469 7.185 61.1 4.9671   2 242    17.8 392.83  4.03 34.7</w:t>
+      </w:r>
+      <w:r>
+        <w:br/>
+      </w:r>
+      <w:r>
+        <w:rPr>
+          <w:rStyle w:val="VerbatimChar"/>
+        </w:rPr>
+        <w:t xml:space="preserve">## 4 0.03237  0  2.18    0 0.458 6.998 45.8 6.0622   3 222    18.7 394.63  2.94 33.4</w:t>
+      </w:r>
+      <w:r>
+        <w:br/>
+      </w:r>
+      <w:r>
+        <w:rPr>
+          <w:rStyle w:val="VerbatimChar"/>
+        </w:rPr>
+        <w:t xml:space="preserve">## 5 0.06905  0  2.18    0 0.458 7.147 54.2 6.0622   3 222    18.7 396.90  5.33 36.2</w:t>
+      </w:r>
+      <w:r>
+        <w:br/>
+      </w:r>
+      <w:r>
+        <w:rPr>
+          <w:rStyle w:val="VerbatimChar"/>
+        </w:rPr>
+        <w:t xml:space="preserve">## 6 0.02985  0  2.18    0 0.458 6.430 58.7 6.0622   3 222    18.7 394.12  5.21 28.7</w:t>
       </w:r>
     </w:p>
     <w:p>
@@ -1599,7 +1536,7 @@
         <w:rPr>
           <w:rStyle w:val="VerbatimChar"/>
         </w:rPr>
-        <w:t xml:space="preserve">## 1 20.74642 0.1489793 0.6552343</w:t>
+        <w:t xml:space="preserve">## 1 20.74641 0.1489793 0.6552345</w:t>
       </w:r>
     </w:p>
     <w:p>
@@ -2124,7 +2061,7 @@
               <a:graphicData uri="http://schemas.openxmlformats.org/drawingml/2006/picture">
                 <pic:pic>
                   <pic:nvPicPr>
-                    <pic:cNvPr descr="C:\Git\dal\daltoolboxdp\examples\regression\doc\01_torch_reg_mlp_files/83fd432fbdcf81462d2dcf11b0dfc71867ad0b72.png" id="11" name="Picture"/>
+                    <pic:cNvPr descr="/home/gpca/daltoolboxdp/examples/regression/doc/01_torch_reg_mlp_files/2b88a2bc6bdaf7de9e347941044bbde8722bfca4.png" id="11" name="Picture"/>
                     <pic:cNvPicPr>
                       <a:picLocks noChangeArrowheads="1" noChangeAspect="1"/>
                     </pic:cNvPicPr>

--- a/examples/regression/doc/01_torch_reg_mlp.docx
+++ b/examples/regression/doc/01_torch_reg_mlp.docx
@@ -119,6 +119,45 @@
       </w:pPr>
       <w:r>
         <w:rPr>
+          <w:rStyle w:val="FunctionTok"/>
+        </w:rPr>
+        <w:t xml:space="preserve">source</w:t>
+      </w:r>
+      <w:r>
+        <w:rPr>
+          <w:rStyle w:val="NormalTok"/>
+        </w:rPr>
+        <w:t xml:space="preserve">(</w:t>
+      </w:r>
+      <w:r>
+        <w:rPr>
+          <w:rStyle w:val="FunctionTok"/>
+        </w:rPr>
+        <w:t xml:space="preserve">url</w:t>
+      </w:r>
+      <w:r>
+        <w:rPr>
+          <w:rStyle w:val="NormalTok"/>
+        </w:rPr>
+        <w:t xml:space="preserve">(</w:t>
+      </w:r>
+      <w:r>
+        <w:rPr>
+          <w:rStyle w:val="StringTok"/>
+        </w:rPr>
+        <w:t xml:space="preserve">"https://raw.githubusercontent.com/cefet-rj-dal/daltoolboxdp/main/examples/seed.R"</w:t>
+      </w:r>
+      <w:r>
+        <w:rPr>
+          <w:rStyle w:val="NormalTok"/>
+        </w:rPr>
+        <w:t xml:space="preserve">))</w:t>
+      </w:r>
+      <w:r>
+        <w:br/>
+      </w:r>
+      <w:r>
+        <w:rPr>
           <w:rStyle w:val="CommentTok"/>
         </w:rPr>
         <w:t xml:space="preserve"># Regression MLP with PyTorch</w:t>
@@ -900,6 +939,21 @@
       </w:r>
       <w:r>
         <w:rPr>
+          <w:rStyle w:val="FunctionTok"/>
+        </w:rPr>
+        <w:t xml:space="preserve">set_example_seed</w:t>
+      </w:r>
+      <w:r>
+        <w:rPr>
+          <w:rStyle w:val="NormalTok"/>
+        </w:rPr>
+        <w:t xml:space="preserve">()</w:t>
+      </w:r>
+      <w:r>
+        <w:br/>
+      </w:r>
+      <w:r>
+        <w:rPr>
           <w:rStyle w:val="NormalTok"/>
         </w:rPr>
         <w:t xml:space="preserve">model </w:t>
@@ -1359,16 +1413,16 @@
         <w:rPr>
           <w:rStyle w:val="VerbatimChar"/>
         </w:rPr>
-        <w:t xml:space="preserve">##        mse     smape        R2</w:t>
-      </w:r>
-      <w:r>
-        <w:br/>
-      </w:r>
-      <w:r>
-        <w:rPr>
-          <w:rStyle w:val="VerbatimChar"/>
-        </w:rPr>
-        <w:t xml:space="preserve">## 1 11.74771 0.1285341 0.8694819</w:t>
+        <w:t xml:space="preserve">##        mse    smape       R2</w:t>
+      </w:r>
+      <w:r>
+        <w:br/>
+      </w:r>
+      <w:r>
+        <w:rPr>
+          <w:rStyle w:val="VerbatimChar"/>
+        </w:rPr>
+        <w:t xml:space="preserve">## 1 12.71051 0.122361 0.858785</w:t>
       </w:r>
     </w:p>
     <w:p>
@@ -1527,16 +1581,16 @@
         <w:rPr>
           <w:rStyle w:val="VerbatimChar"/>
         </w:rPr>
-        <w:t xml:space="preserve">##        mse     smape        R2</w:t>
-      </w:r>
-      <w:r>
-        <w:br/>
-      </w:r>
-      <w:r>
-        <w:rPr>
-          <w:rStyle w:val="VerbatimChar"/>
-        </w:rPr>
-        <w:t xml:space="preserve">## 1 20.74641 0.1489793 0.6552345</w:t>
+        <w:t xml:space="preserve">##        mse     smape      R2</w:t>
+      </w:r>
+      <w:r>
+        <w:br/>
+      </w:r>
+      <w:r>
+        <w:rPr>
+          <w:rStyle w:val="VerbatimChar"/>
+        </w:rPr>
+        <w:t xml:space="preserve">## 1 24.09664 0.1437476 0.59956</w:t>
       </w:r>
     </w:p>
     <w:p>
@@ -2061,7 +2115,7 @@
               <a:graphicData uri="http://schemas.openxmlformats.org/drawingml/2006/picture">
                 <pic:pic>
                   <pic:nvPicPr>
-                    <pic:cNvPr descr="/home/gpca/daltoolboxdp/examples/regression/doc/01_torch_reg_mlp_files/2b88a2bc6bdaf7de9e347941044bbde8722bfca4.png" id="11" name="Picture"/>
+                    <pic:cNvPr descr="/home/gpca/daltoolboxdp/examples/regression/doc/01_torch_reg_mlp_files/5be3594c55f08020468e5c83f4df7c89a5b0cb1e.png" id="11" name="Picture"/>
                     <pic:cNvPicPr>
                       <a:picLocks noChangeArrowheads="1" noChangeAspect="1"/>
                     </pic:cNvPicPr>

--- a/examples/regression/doc/01_torch_reg_mlp.docx
+++ b/examples/regression/doc/01_torch_reg_mlp.docx
@@ -325,34 +325,34 @@
         <w:rPr>
           <w:rStyle w:val="VerbatimChar"/>
         </w:rPr>
-        <w:t xml:space="preserve">##      crim      zn        indus     chas      nox       rm        age       dis       rad       tax       ptratio  </w:t>
-      </w:r>
-      <w:r>
-        <w:br/>
-      </w:r>
-      <w:r>
-        <w:rPr>
-          <w:rStyle w:val="VerbatimChar"/>
-        </w:rPr>
-        <w:t xml:space="preserve">## [1,] "numeric" "numeric" "numeric" "integer" "numeric" "numeric" "numeric" "numeric" "integer" "numeric" "numeric"</w:t>
-      </w:r>
-      <w:r>
-        <w:br/>
-      </w:r>
-      <w:r>
-        <w:rPr>
-          <w:rStyle w:val="VerbatimChar"/>
-        </w:rPr>
-        <w:t xml:space="preserve">##      black     lstat     medv     </w:t>
-      </w:r>
-      <w:r>
-        <w:br/>
-      </w:r>
-      <w:r>
-        <w:rPr>
-          <w:rStyle w:val="VerbatimChar"/>
-        </w:rPr>
-        <w:t xml:space="preserve">## [1,] "numeric" "numeric" "numeric"</w:t>
+        <w:t xml:space="preserve">##      crim      zn        indus     chas      nox       rm        age       dis       rad       tax       ptratio   black    </w:t>
+      </w:r>
+      <w:r>
+        <w:br/>
+      </w:r>
+      <w:r>
+        <w:rPr>
+          <w:rStyle w:val="VerbatimChar"/>
+        </w:rPr>
+        <w:t xml:space="preserve">## [1,] "numeric" "numeric" "numeric" "integer" "numeric" "numeric" "numeric" "numeric" "integer" "numeric" "numeric" "numeric"</w:t>
+      </w:r>
+      <w:r>
+        <w:br/>
+      </w:r>
+      <w:r>
+        <w:rPr>
+          <w:rStyle w:val="VerbatimChar"/>
+        </w:rPr>
+        <w:t xml:space="preserve">##      lstat     medv     </w:t>
+      </w:r>
+      <w:r>
+        <w:br/>
+      </w:r>
+      <w:r>
+        <w:rPr>
+          <w:rStyle w:val="VerbatimChar"/>
+        </w:rPr>
+        <w:t xml:space="preserve">## [1,] "numeric" "numeric"</w:t>
       </w:r>
     </w:p>
     <w:p>

--- a/examples/regression/doc/01_torch_reg_mlp.docx
+++ b/examples/regression/doc/01_torch_reg_mlp.docx
@@ -325,34 +325,34 @@
         <w:rPr>
           <w:rStyle w:val="VerbatimChar"/>
         </w:rPr>
-        <w:t xml:space="preserve">##      crim      zn        indus     chas      nox       rm        age       dis       rad       tax       ptratio   black    </w:t>
-      </w:r>
-      <w:r>
-        <w:br/>
-      </w:r>
-      <w:r>
-        <w:rPr>
-          <w:rStyle w:val="VerbatimChar"/>
-        </w:rPr>
-        <w:t xml:space="preserve">## [1,] "numeric" "numeric" "numeric" "integer" "numeric" "numeric" "numeric" "numeric" "integer" "numeric" "numeric" "numeric"</w:t>
-      </w:r>
-      <w:r>
-        <w:br/>
-      </w:r>
-      <w:r>
-        <w:rPr>
-          <w:rStyle w:val="VerbatimChar"/>
-        </w:rPr>
-        <w:t xml:space="preserve">##      lstat     medv     </w:t>
-      </w:r>
-      <w:r>
-        <w:br/>
-      </w:r>
-      <w:r>
-        <w:rPr>
-          <w:rStyle w:val="VerbatimChar"/>
-        </w:rPr>
-        <w:t xml:space="preserve">## [1,] "numeric" "numeric"</w:t>
+        <w:t xml:space="preserve">##      crim      zn        indus     chas      nox       rm        age       dis       rad       tax       ptratio  </w:t>
+      </w:r>
+      <w:r>
+        <w:br/>
+      </w:r>
+      <w:r>
+        <w:rPr>
+          <w:rStyle w:val="VerbatimChar"/>
+        </w:rPr>
+        <w:t xml:space="preserve">## [1,] "numeric" "numeric" "numeric" "integer" "numeric" "numeric" "numeric" "numeric" "integer" "numeric" "numeric"</w:t>
+      </w:r>
+      <w:r>
+        <w:br/>
+      </w:r>
+      <w:r>
+        <w:rPr>
+          <w:rStyle w:val="VerbatimChar"/>
+        </w:rPr>
+        <w:t xml:space="preserve">##      black     lstat     medv     </w:t>
+      </w:r>
+      <w:r>
+        <w:br/>
+      </w:r>
+      <w:r>
+        <w:rPr>
+          <w:rStyle w:val="VerbatimChar"/>
+        </w:rPr>
+        <w:t xml:space="preserve">## [1,] "numeric" "numeric" "numeric"</w:t>
       </w:r>
     </w:p>
     <w:p>
@@ -779,43 +779,49 @@
         <w:rPr>
           <w:rStyle w:val="FunctionTok"/>
         </w:rPr>
-        <w:t xml:space="preserve">ncol</w:t>
-      </w:r>
-      <w:r>
-        <w:rPr>
-          <w:rStyle w:val="NormalTok"/>
-        </w:rPr>
-        <w:t xml:space="preserve">(Boston) </w:t>
+        <w:t xml:space="preserve">sum</w:t>
+      </w:r>
+      <w:r>
+        <w:rPr>
+          <w:rStyle w:val="NormalTok"/>
+        </w:rPr>
+        <w:t xml:space="preserve">(</w:t>
+      </w:r>
+      <w:r>
+        <w:rPr>
+          <w:rStyle w:val="FunctionTok"/>
+        </w:rPr>
+        <w:t xml:space="preserve">colnames</w:t>
+      </w:r>
+      <w:r>
+        <w:rPr>
+          <w:rStyle w:val="NormalTok"/>
+        </w:rPr>
+        <w:t xml:space="preserve">(boston_train) </w:t>
       </w:r>
       <w:r>
         <w:rPr>
           <w:rStyle w:val="SpecialCharTok"/>
         </w:rPr>
-        <w:t xml:space="preserve">-</w:t>
-      </w:r>
-      <w:r>
-        <w:rPr>
-          <w:rStyle w:val="NormalTok"/>
-        </w:rPr>
-        <w:t xml:space="preserve"> </w:t>
-      </w:r>
-      <w:r>
-        <w:rPr>
-          <w:rStyle w:val="DecValTok"/>
-        </w:rPr>
-        <w:t xml:space="preserve">1</w:t>
-      </w:r>
-      <w:r>
-        <w:rPr>
-          <w:rStyle w:val="DataTypeTok"/>
-        </w:rPr>
-        <w:t xml:space="preserve">L</w:t>
-      </w:r>
-      <w:r>
-        <w:rPr>
-          <w:rStyle w:val="NormalTok"/>
-        </w:rPr>
-        <w:t xml:space="preserve">,</w:t>
+        <w:t xml:space="preserve">!=</w:t>
+      </w:r>
+      <w:r>
+        <w:rPr>
+          <w:rStyle w:val="NormalTok"/>
+        </w:rPr>
+        <w:t xml:space="preserve"> </w:t>
+      </w:r>
+      <w:r>
+        <w:rPr>
+          <w:rStyle w:val="StringTok"/>
+        </w:rPr>
+        <w:t xml:space="preserve">"medv"</w:t>
+      </w:r>
+      <w:r>
+        <w:rPr>
+          <w:rStyle w:val="NormalTok"/>
+        </w:rPr>
+        <w:t xml:space="preserve">),</w:t>
       </w:r>
       <w:r>
         <w:br/>
@@ -986,6 +992,113 @@
     <w:p>
       <w:pPr>
         <w:pStyle w:val="FirstParagraph"/>
+      </w:pPr>
+      <w:r>
+        <w:t xml:space="preserve">Contract note</w:t>
+      </w:r>
+      <w:r>
+        <w:t xml:space="preserve"> </w:t>
+      </w:r>
+      <w:r>
+        <w:t xml:space="preserve">-</w:t>
+      </w:r>
+      <w:r>
+        <w:t xml:space="preserve"> </w:t>
+      </w:r>
+      <w:r>
+        <w:rPr>
+          <w:rStyle w:val="VerbatimChar"/>
+        </w:rPr>
+        <w:t xml:space="preserve">torch_reg_mlp</w:t>
+      </w:r>
+      <w:r>
+        <w:t xml:space="preserve"> </w:t>
+      </w:r>
+      <w:r>
+        <w:t xml:space="preserve">now infers</w:t>
+      </w:r>
+      <w:r>
+        <w:t xml:space="preserve"> </w:t>
+      </w:r>
+      <w:r>
+        <w:rPr>
+          <w:rStyle w:val="VerbatimChar"/>
+        </w:rPr>
+        <w:t xml:space="preserve">input_size</w:t>
+      </w:r>
+      <w:r>
+        <w:t xml:space="preserve"> </w:t>
+      </w:r>
+      <w:r>
+        <w:t xml:space="preserve">from the fitted predictor set. You can still pass</w:t>
+      </w:r>
+      <w:r>
+        <w:t xml:space="preserve"> </w:t>
+      </w:r>
+      <w:r>
+        <w:rPr>
+          <w:rStyle w:val="VerbatimChar"/>
+        </w:rPr>
+        <w:t xml:space="preserve">input_size</w:t>
+      </w:r>
+      <w:r>
+        <w:t xml:space="preserve"> </w:t>
+      </w:r>
+      <w:r>
+        <w:t xml:space="preserve">explicitly, but then it is treated as a consistency check against the training data.</w:t>
+      </w:r>
+      <w:r>
+        <w:t xml:space="preserve"> </w:t>
+      </w:r>
+      <w:r>
+        <w:t xml:space="preserve">- If</w:t>
+      </w:r>
+      <w:r>
+        <w:t xml:space="preserve"> </w:t>
+      </w:r>
+      <w:r>
+        <w:rPr>
+          <w:rStyle w:val="VerbatimChar"/>
+        </w:rPr>
+        <w:t xml:space="preserve">preprocess</w:t>
+      </w:r>
+      <w:r>
+        <w:t xml:space="preserve"> </w:t>
+      </w:r>
+      <w:r>
+        <w:t xml:space="preserve">is configured in the object, it is fitted on the predictor columns during</w:t>
+      </w:r>
+      <w:r>
+        <w:t xml:space="preserve"> </w:t>
+      </w:r>
+      <w:r>
+        <w:rPr>
+          <w:rStyle w:val="VerbatimChar"/>
+        </w:rPr>
+        <w:t xml:space="preserve">fit()</w:t>
+      </w:r>
+      <w:r>
+        <w:t xml:space="preserve"> </w:t>
+      </w:r>
+      <w:r>
+        <w:t xml:space="preserve">and reused during</w:t>
+      </w:r>
+      <w:r>
+        <w:t xml:space="preserve"> </w:t>
+      </w:r>
+      <w:r>
+        <w:rPr>
+          <w:rStyle w:val="VerbatimChar"/>
+        </w:rPr>
+        <w:t xml:space="preserve">predict()</w:t>
+      </w:r>
+      <w:r>
+        <w:t xml:space="preserve">.</w:t>
+      </w:r>
+    </w:p>
+    <w:p>
+      <w:pPr>
+        <w:pStyle w:val="BodyText"/>
       </w:pPr>
       <w:r>
         <w:t xml:space="preserve">Constructor configuration</w:t>

--- a/examples/regression/doc/01_torch_reg_mlp.docx
+++ b/examples/regression/doc/01_torch_reg_mlp.docx
@@ -325,34 +325,34 @@
         <w:rPr>
           <w:rStyle w:val="VerbatimChar"/>
         </w:rPr>
-        <w:t xml:space="preserve">##      crim      zn        indus     chas      nox       rm        age       dis       rad       tax       ptratio  </w:t>
-      </w:r>
-      <w:r>
-        <w:br/>
-      </w:r>
-      <w:r>
-        <w:rPr>
-          <w:rStyle w:val="VerbatimChar"/>
-        </w:rPr>
-        <w:t xml:space="preserve">## [1,] "numeric" "numeric" "numeric" "integer" "numeric" "numeric" "numeric" "numeric" "integer" "numeric" "numeric"</w:t>
-      </w:r>
-      <w:r>
-        <w:br/>
-      </w:r>
-      <w:r>
-        <w:rPr>
-          <w:rStyle w:val="VerbatimChar"/>
-        </w:rPr>
-        <w:t xml:space="preserve">##      black     lstat     medv     </w:t>
-      </w:r>
-      <w:r>
-        <w:br/>
-      </w:r>
-      <w:r>
-        <w:rPr>
-          <w:rStyle w:val="VerbatimChar"/>
-        </w:rPr>
-        <w:t xml:space="preserve">## [1,] "numeric" "numeric" "numeric"</w:t>
+        <w:t xml:space="preserve">##      crim      zn        indus     chas      nox       rm        age      </w:t>
+      </w:r>
+      <w:r>
+        <w:br/>
+      </w:r>
+      <w:r>
+        <w:rPr>
+          <w:rStyle w:val="VerbatimChar"/>
+        </w:rPr>
+        <w:t xml:space="preserve">## [1,] "numeric" "numeric" "numeric" "integer" "numeric" "numeric" "numeric"</w:t>
+      </w:r>
+      <w:r>
+        <w:br/>
+      </w:r>
+      <w:r>
+        <w:rPr>
+          <w:rStyle w:val="VerbatimChar"/>
+        </w:rPr>
+        <w:t xml:space="preserve">##      dis       rad       tax       ptratio   black     lstat     medv     </w:t>
+      </w:r>
+      <w:r>
+        <w:br/>
+      </w:r>
+      <w:r>
+        <w:rPr>
+          <w:rStyle w:val="VerbatimChar"/>
+        </w:rPr>
+        <w:t xml:space="preserve">## [1,] "numeric" "integer" "numeric" "numeric" "numeric" "numeric" "numeric"</w:t>
       </w:r>
     </w:p>
     <w:p>
@@ -380,61 +380,124 @@
         <w:rPr>
           <w:rStyle w:val="VerbatimChar"/>
         </w:rPr>
-        <w:t xml:space="preserve">##      crim zn indus chas   nox    rm  age    dis rad tax ptratio  black lstat medv</w:t>
-      </w:r>
-      <w:r>
-        <w:br/>
-      </w:r>
-      <w:r>
-        <w:rPr>
-          <w:rStyle w:val="VerbatimChar"/>
-        </w:rPr>
-        <w:t xml:space="preserve">## 1 0.00632 18  2.31    0 0.538 6.575 65.2 4.0900   1 296    15.3 396.90  4.98 24.0</w:t>
-      </w:r>
-      <w:r>
-        <w:br/>
-      </w:r>
-      <w:r>
-        <w:rPr>
-          <w:rStyle w:val="VerbatimChar"/>
-        </w:rPr>
-        <w:t xml:space="preserve">## 2 0.02731  0  7.07    0 0.469 6.421 78.9 4.9671   2 242    17.8 396.90  9.14 21.6</w:t>
-      </w:r>
-      <w:r>
-        <w:br/>
-      </w:r>
-      <w:r>
-        <w:rPr>
-          <w:rStyle w:val="VerbatimChar"/>
-        </w:rPr>
-        <w:t xml:space="preserve">## 3 0.02729  0  7.07    0 0.469 7.185 61.1 4.9671   2 242    17.8 392.83  4.03 34.7</w:t>
-      </w:r>
-      <w:r>
-        <w:br/>
-      </w:r>
-      <w:r>
-        <w:rPr>
-          <w:rStyle w:val="VerbatimChar"/>
-        </w:rPr>
-        <w:t xml:space="preserve">## 4 0.03237  0  2.18    0 0.458 6.998 45.8 6.0622   3 222    18.7 394.63  2.94 33.4</w:t>
-      </w:r>
-      <w:r>
-        <w:br/>
-      </w:r>
-      <w:r>
-        <w:rPr>
-          <w:rStyle w:val="VerbatimChar"/>
-        </w:rPr>
-        <w:t xml:space="preserve">## 5 0.06905  0  2.18    0 0.458 7.147 54.2 6.0622   3 222    18.7 396.90  5.33 36.2</w:t>
-      </w:r>
-      <w:r>
-        <w:br/>
-      </w:r>
-      <w:r>
-        <w:rPr>
-          <w:rStyle w:val="VerbatimChar"/>
-        </w:rPr>
-        <w:t xml:space="preserve">## 6 0.02985  0  2.18    0 0.458 6.430 58.7 6.0622   3 222    18.7 394.12  5.21 28.7</w:t>
+        <w:t xml:space="preserve">##      crim zn indus chas   nox    rm  age    dis rad tax ptratio  black lstat</w:t>
+      </w:r>
+      <w:r>
+        <w:br/>
+      </w:r>
+      <w:r>
+        <w:rPr>
+          <w:rStyle w:val="VerbatimChar"/>
+        </w:rPr>
+        <w:t xml:space="preserve">## 1 0.00632 18  2.31    0 0.538 6.575 65.2 4.0900   1 296    15.3 396.90  4.98</w:t>
+      </w:r>
+      <w:r>
+        <w:br/>
+      </w:r>
+      <w:r>
+        <w:rPr>
+          <w:rStyle w:val="VerbatimChar"/>
+        </w:rPr>
+        <w:t xml:space="preserve">## 2 0.02731  0  7.07    0 0.469 6.421 78.9 4.9671   2 242    17.8 396.90  9.14</w:t>
+      </w:r>
+      <w:r>
+        <w:br/>
+      </w:r>
+      <w:r>
+        <w:rPr>
+          <w:rStyle w:val="VerbatimChar"/>
+        </w:rPr>
+        <w:t xml:space="preserve">## 3 0.02729  0  7.07    0 0.469 7.185 61.1 4.9671   2 242    17.8 392.83  4.03</w:t>
+      </w:r>
+      <w:r>
+        <w:br/>
+      </w:r>
+      <w:r>
+        <w:rPr>
+          <w:rStyle w:val="VerbatimChar"/>
+        </w:rPr>
+        <w:t xml:space="preserve">## 4 0.03237  0  2.18    0 0.458 6.998 45.8 6.0622   3 222    18.7 394.63  2.94</w:t>
+      </w:r>
+      <w:r>
+        <w:br/>
+      </w:r>
+      <w:r>
+        <w:rPr>
+          <w:rStyle w:val="VerbatimChar"/>
+        </w:rPr>
+        <w:t xml:space="preserve">## 5 0.06905  0  2.18    0 0.458 7.147 54.2 6.0622   3 222    18.7 396.90  5.33</w:t>
+      </w:r>
+      <w:r>
+        <w:br/>
+      </w:r>
+      <w:r>
+        <w:rPr>
+          <w:rStyle w:val="VerbatimChar"/>
+        </w:rPr>
+        <w:t xml:space="preserve">## 6 0.02985  0  2.18    0 0.458 6.430 58.7 6.0622   3 222    18.7 394.12  5.21</w:t>
+      </w:r>
+      <w:r>
+        <w:br/>
+      </w:r>
+      <w:r>
+        <w:rPr>
+          <w:rStyle w:val="VerbatimChar"/>
+        </w:rPr>
+        <w:t xml:space="preserve">##   medv</w:t>
+      </w:r>
+      <w:r>
+        <w:br/>
+      </w:r>
+      <w:r>
+        <w:rPr>
+          <w:rStyle w:val="VerbatimChar"/>
+        </w:rPr>
+        <w:t xml:space="preserve">## 1 24.0</w:t>
+      </w:r>
+      <w:r>
+        <w:br/>
+      </w:r>
+      <w:r>
+        <w:rPr>
+          <w:rStyle w:val="VerbatimChar"/>
+        </w:rPr>
+        <w:t xml:space="preserve">## 2 21.6</w:t>
+      </w:r>
+      <w:r>
+        <w:br/>
+      </w:r>
+      <w:r>
+        <w:rPr>
+          <w:rStyle w:val="VerbatimChar"/>
+        </w:rPr>
+        <w:t xml:space="preserve">## 3 34.7</w:t>
+      </w:r>
+      <w:r>
+        <w:br/>
+      </w:r>
+      <w:r>
+        <w:rPr>
+          <w:rStyle w:val="VerbatimChar"/>
+        </w:rPr>
+        <w:t xml:space="preserve">## 4 33.4</w:t>
+      </w:r>
+      <w:r>
+        <w:br/>
+      </w:r>
+      <w:r>
+        <w:rPr>
+          <w:rStyle w:val="VerbatimChar"/>
+        </w:rPr>
+        <w:t xml:space="preserve">## 5 36.2</w:t>
+      </w:r>
+      <w:r>
+        <w:br/>
+      </w:r>
+      <w:r>
+        <w:rPr>
+          <w:rStyle w:val="VerbatimChar"/>
+        </w:rPr>
+        <w:t xml:space="preserve">## 6 28.7</w:t>
       </w:r>
     </w:p>
     <w:p>
@@ -1694,16 +1757,16 @@
         <w:rPr>
           <w:rStyle w:val="VerbatimChar"/>
         </w:rPr>
-        <w:t xml:space="preserve">##        mse     smape      R2</w:t>
-      </w:r>
-      <w:r>
-        <w:br/>
-      </w:r>
-      <w:r>
-        <w:rPr>
-          <w:rStyle w:val="VerbatimChar"/>
-        </w:rPr>
-        <w:t xml:space="preserve">## 1 24.09664 0.1437476 0.59956</w:t>
+        <w:t xml:space="preserve">##        mse     smape        R2</w:t>
+      </w:r>
+      <w:r>
+        <w:br/>
+      </w:r>
+      <w:r>
+        <w:rPr>
+          <w:rStyle w:val="VerbatimChar"/>
+        </w:rPr>
+        <w:t xml:space="preserve">## 1 24.09667 0.1437476 0.5995597</w:t>
       </w:r>
     </w:p>
     <w:p>
@@ -2228,7 +2291,7 @@
               <a:graphicData uri="http://schemas.openxmlformats.org/drawingml/2006/picture">
                 <pic:pic>
                   <pic:nvPicPr>
-                    <pic:cNvPr descr="/home/gpca/daltoolboxdp/examples/regression/doc/01_torch_reg_mlp_files/5be3594c55f08020468e5c83f4df7c89a5b0cb1e.png" id="11" name="Picture"/>
+                    <pic:cNvPr descr="C:\Git\dal\daltoolboxdp\examples\regression\doc\01_torch_reg_mlp_files/5fee8657358be8deecd0aef701cc05133d0a0b17.png" id="11" name="Picture"/>
                     <pic:cNvPicPr>
                       <a:picLocks noChangeArrowheads="1" noChangeAspect="1"/>
                     </pic:cNvPicPr>

--- a/examples/regression/doc/01_torch_reg_mlp.docx
+++ b/examples/regression/doc/01_torch_reg_mlp.docx
@@ -325,34 +325,16 @@
         <w:rPr>
           <w:rStyle w:val="VerbatimChar"/>
         </w:rPr>
-        <w:t xml:space="preserve">##      crim      zn        indus     chas      nox       rm        age      </w:t>
-      </w:r>
-      <w:r>
-        <w:br/>
-      </w:r>
-      <w:r>
-        <w:rPr>
-          <w:rStyle w:val="VerbatimChar"/>
-        </w:rPr>
-        <w:t xml:space="preserve">## [1,] "numeric" "numeric" "numeric" "integer" "numeric" "numeric" "numeric"</w:t>
-      </w:r>
-      <w:r>
-        <w:br/>
-      </w:r>
-      <w:r>
-        <w:rPr>
-          <w:rStyle w:val="VerbatimChar"/>
-        </w:rPr>
-        <w:t xml:space="preserve">##      dis       rad       tax       ptratio   black     lstat     medv     </w:t>
-      </w:r>
-      <w:r>
-        <w:br/>
-      </w:r>
-      <w:r>
-        <w:rPr>
-          <w:rStyle w:val="VerbatimChar"/>
-        </w:rPr>
-        <w:t xml:space="preserve">## [1,] "numeric" "integer" "numeric" "numeric" "numeric" "numeric" "numeric"</w:t>
+        <w:t xml:space="preserve">##      crim      zn        indus     chas      nox       rm        age       dis       rad       tax       ptratio   black     lstat     medv     </w:t>
+      </w:r>
+      <w:r>
+        <w:br/>
+      </w:r>
+      <w:r>
+        <w:rPr>
+          <w:rStyle w:val="VerbatimChar"/>
+        </w:rPr>
+        <w:t xml:space="preserve">## [1,] "numeric" "numeric" "numeric" "integer" "numeric" "numeric" "numeric" "numeric" "integer" "numeric" "numeric" "numeric" "numeric" "numeric"</w:t>
       </w:r>
     </w:p>
     <w:p>
@@ -380,124 +362,61 @@
         <w:rPr>
           <w:rStyle w:val="VerbatimChar"/>
         </w:rPr>
-        <w:t xml:space="preserve">##      crim zn indus chas   nox    rm  age    dis rad tax ptratio  black lstat</w:t>
-      </w:r>
-      <w:r>
-        <w:br/>
-      </w:r>
-      <w:r>
-        <w:rPr>
-          <w:rStyle w:val="VerbatimChar"/>
-        </w:rPr>
-        <w:t xml:space="preserve">## 1 0.00632 18  2.31    0 0.538 6.575 65.2 4.0900   1 296    15.3 396.90  4.98</w:t>
-      </w:r>
-      <w:r>
-        <w:br/>
-      </w:r>
-      <w:r>
-        <w:rPr>
-          <w:rStyle w:val="VerbatimChar"/>
-        </w:rPr>
-        <w:t xml:space="preserve">## 2 0.02731  0  7.07    0 0.469 6.421 78.9 4.9671   2 242    17.8 396.90  9.14</w:t>
-      </w:r>
-      <w:r>
-        <w:br/>
-      </w:r>
-      <w:r>
-        <w:rPr>
-          <w:rStyle w:val="VerbatimChar"/>
-        </w:rPr>
-        <w:t xml:space="preserve">## 3 0.02729  0  7.07    0 0.469 7.185 61.1 4.9671   2 242    17.8 392.83  4.03</w:t>
-      </w:r>
-      <w:r>
-        <w:br/>
-      </w:r>
-      <w:r>
-        <w:rPr>
-          <w:rStyle w:val="VerbatimChar"/>
-        </w:rPr>
-        <w:t xml:space="preserve">## 4 0.03237  0  2.18    0 0.458 6.998 45.8 6.0622   3 222    18.7 394.63  2.94</w:t>
-      </w:r>
-      <w:r>
-        <w:br/>
-      </w:r>
-      <w:r>
-        <w:rPr>
-          <w:rStyle w:val="VerbatimChar"/>
-        </w:rPr>
-        <w:t xml:space="preserve">## 5 0.06905  0  2.18    0 0.458 7.147 54.2 6.0622   3 222    18.7 396.90  5.33</w:t>
-      </w:r>
-      <w:r>
-        <w:br/>
-      </w:r>
-      <w:r>
-        <w:rPr>
-          <w:rStyle w:val="VerbatimChar"/>
-        </w:rPr>
-        <w:t xml:space="preserve">## 6 0.02985  0  2.18    0 0.458 6.430 58.7 6.0622   3 222    18.7 394.12  5.21</w:t>
-      </w:r>
-      <w:r>
-        <w:br/>
-      </w:r>
-      <w:r>
-        <w:rPr>
-          <w:rStyle w:val="VerbatimChar"/>
-        </w:rPr>
-        <w:t xml:space="preserve">##   medv</w:t>
-      </w:r>
-      <w:r>
-        <w:br/>
-      </w:r>
-      <w:r>
-        <w:rPr>
-          <w:rStyle w:val="VerbatimChar"/>
-        </w:rPr>
-        <w:t xml:space="preserve">## 1 24.0</w:t>
-      </w:r>
-      <w:r>
-        <w:br/>
-      </w:r>
-      <w:r>
-        <w:rPr>
-          <w:rStyle w:val="VerbatimChar"/>
-        </w:rPr>
-        <w:t xml:space="preserve">## 2 21.6</w:t>
-      </w:r>
-      <w:r>
-        <w:br/>
-      </w:r>
-      <w:r>
-        <w:rPr>
-          <w:rStyle w:val="VerbatimChar"/>
-        </w:rPr>
-        <w:t xml:space="preserve">## 3 34.7</w:t>
-      </w:r>
-      <w:r>
-        <w:br/>
-      </w:r>
-      <w:r>
-        <w:rPr>
-          <w:rStyle w:val="VerbatimChar"/>
-        </w:rPr>
-        <w:t xml:space="preserve">## 4 33.4</w:t>
-      </w:r>
-      <w:r>
-        <w:br/>
-      </w:r>
-      <w:r>
-        <w:rPr>
-          <w:rStyle w:val="VerbatimChar"/>
-        </w:rPr>
-        <w:t xml:space="preserve">## 5 36.2</w:t>
-      </w:r>
-      <w:r>
-        <w:br/>
-      </w:r>
-      <w:r>
-        <w:rPr>
-          <w:rStyle w:val="VerbatimChar"/>
-        </w:rPr>
-        <w:t xml:space="preserve">## 6 28.7</w:t>
+        <w:t xml:space="preserve">##      crim zn indus chas   nox    rm  age    dis rad tax ptratio  black lstat medv</w:t>
+      </w:r>
+      <w:r>
+        <w:br/>
+      </w:r>
+      <w:r>
+        <w:rPr>
+          <w:rStyle w:val="VerbatimChar"/>
+        </w:rPr>
+        <w:t xml:space="preserve">## 1 0.00632 18  2.31    0 0.538 6.575 65.2 4.0900   1 296    15.3 396.90  4.98 24.0</w:t>
+      </w:r>
+      <w:r>
+        <w:br/>
+      </w:r>
+      <w:r>
+        <w:rPr>
+          <w:rStyle w:val="VerbatimChar"/>
+        </w:rPr>
+        <w:t xml:space="preserve">## 2 0.02731  0  7.07    0 0.469 6.421 78.9 4.9671   2 242    17.8 396.90  9.14 21.6</w:t>
+      </w:r>
+      <w:r>
+        <w:br/>
+      </w:r>
+      <w:r>
+        <w:rPr>
+          <w:rStyle w:val="VerbatimChar"/>
+        </w:rPr>
+        <w:t xml:space="preserve">## 3 0.02729  0  7.07    0 0.469 7.185 61.1 4.9671   2 242    17.8 392.83  4.03 34.7</w:t>
+      </w:r>
+      <w:r>
+        <w:br/>
+      </w:r>
+      <w:r>
+        <w:rPr>
+          <w:rStyle w:val="VerbatimChar"/>
+        </w:rPr>
+        <w:t xml:space="preserve">## 4 0.03237  0  2.18    0 0.458 6.998 45.8 6.0622   3 222    18.7 394.63  2.94 33.4</w:t>
+      </w:r>
+      <w:r>
+        <w:br/>
+      </w:r>
+      <w:r>
+        <w:rPr>
+          <w:rStyle w:val="VerbatimChar"/>
+        </w:rPr>
+        <w:t xml:space="preserve">## 5 0.06905  0  2.18    0 0.458 7.147 54.2 6.0622   3 222    18.7 396.90  5.33 36.2</w:t>
+      </w:r>
+      <w:r>
+        <w:br/>
+      </w:r>
+      <w:r>
+        <w:rPr>
+          <w:rStyle w:val="VerbatimChar"/>
+        </w:rPr>
+        <w:t xml:space="preserve">## 6 0.02985  0  2.18    0 0.458 6.430 58.7 6.0622   3 222    18.7 394.12  5.21 28.7</w:t>
       </w:r>
     </w:p>
     <w:p>
@@ -1766,7 +1685,7 @@
         <w:rPr>
           <w:rStyle w:val="VerbatimChar"/>
         </w:rPr>
-        <w:t xml:space="preserve">## 1 24.09667 0.1437476 0.5995597</w:t>
+        <w:t xml:space="preserve">## 1 24.09665 0.1437476 0.5995598</w:t>
       </w:r>
     </w:p>
     <w:p>
@@ -2291,7 +2210,7 @@
               <a:graphicData uri="http://schemas.openxmlformats.org/drawingml/2006/picture">
                 <pic:pic>
                   <pic:nvPicPr>
-                    <pic:cNvPr descr="C:\Git\dal\daltoolboxdp\examples\regression\doc\01_torch_reg_mlp_files/5fee8657358be8deecd0aef701cc05133d0a0b17.png" id="11" name="Picture"/>
+                    <pic:cNvPr descr="/home/gpca/daltoolboxdp/examples/regression/doc/01_torch_reg_mlp_files/5be3594c55f08020468e5c83f4df7c89a5b0cb1e.png" id="11" name="Picture"/>
                     <pic:cNvPicPr>
                       <a:picLocks noChangeArrowheads="1" noChangeAspect="1"/>
                     </pic:cNvPicPr>
